--- a/docs/02_Product_Vision_&_Roadmap_v1.0.docx
+++ b/docs/02_Product_Vision_&_Roadmap_v1.0.docx
@@ -19,6 +19,14 @@
     </w:p>
     <w:sdt>
       <w:sdtPr>
+        <w:rPr>
+          <w:rFonts w:ascii="Calibri" w:eastAsiaTheme="minorEastAsia" w:hAnsi="Calibri" w:cstheme="minorBidi"/>
+          <w:b w:val="0"/>
+          <w:bCs w:val="0"/>
+          <w:color w:val="auto"/>
+          <w:sz w:val="22"/>
+          <w:szCs w:val="22"/>
+        </w:rPr>
         <w:id w:val="1145698093"/>
         <w:docPartObj>
           <w:docPartGallery w:val="Table of Contents"/>
@@ -27,11 +35,7 @@
       </w:sdtPr>
       <w:sdtEndPr>
         <w:rPr>
-          <w:rFonts w:ascii="Calibri" w:eastAsiaTheme="minorEastAsia" w:hAnsi="Calibri" w:cstheme="minorBidi"/>
           <w:noProof/>
-          <w:color w:val="auto"/>
-          <w:sz w:val="22"/>
-          <w:szCs w:val="22"/>
         </w:rPr>
       </w:sdtEndPr>
       <w:sdtContent>
@@ -3262,81 +3266,88 @@
           <w:rFonts w:eastAsia="맑은 고딕"/>
           <w:lang w:val="en-AU" w:eastAsia="ko-KR"/>
         </w:rPr>
-        <w:t>[Project Name] is an Adelaide-based Korean local lifestyle platform designed to make trusted local information easier to discover, understand, and use.</w:t>
-      </w:r>
-    </w:p>
-    <w:p>
-      <w:pPr>
+        <w:t>Discover Adelaide Korea</w:t>
+      </w:r>
+      <w:r>
         <w:rPr>
           <w:rFonts w:eastAsia="맑은 고딕"/>
           <w:lang w:val="en-AU" w:eastAsia="ko-KR"/>
         </w:rPr>
-      </w:pPr>
-      <w:r>
+        <w:t xml:space="preserve"> is an Adelaide-based Korean local lifestyle platform designed to make trusted local information easier to discover, understand, and use.</w:t>
+      </w:r>
+    </w:p>
+    <w:p>
+      <w:pPr>
         <w:rPr>
           <w:rFonts w:eastAsia="맑은 고딕"/>
           <w:lang w:val="en-AU" w:eastAsia="ko-KR"/>
         </w:rPr>
-        <w:t>The product brings together fragmented information from official government resources, local service providers, community channels, business listings, and English-language websites, then organises it into a structured and searchable Korean-language experience.</w:t>
-      </w:r>
-    </w:p>
-    <w:p>
-      <w:pPr>
+      </w:pPr>
+      <w:r>
         <w:rPr>
           <w:rFonts w:eastAsia="맑은 고딕"/>
           <w:lang w:val="en-AU" w:eastAsia="ko-KR"/>
         </w:rPr>
-      </w:pPr>
-      <w:r>
+        <w:t>The product brings together fragmented information from official government resources, local service providers, community channels, business listings, and English-language websites, then organises it into a structured and searchable Korean-language experience.</w:t>
+      </w:r>
+    </w:p>
+    <w:p>
+      <w:pPr>
         <w:rPr>
           <w:rFonts w:eastAsia="맑은 고딕"/>
           <w:lang w:val="en-AU" w:eastAsia="ko-KR"/>
         </w:rPr>
-        <w:t>The platform is primarily designed for Korean international students, working holiday makers, migrants, Korean Australians, families, and long-term residents who need practical information about living in Adelaide. It will also support local businesses and service providers seeking to connect with Korean-speaking customers, as well as Australians interested in Korean businesses, food, culture, and community activities.</w:t>
-      </w:r>
-    </w:p>
-    <w:p>
-      <w:pPr>
+      </w:pPr>
+      <w:r>
         <w:rPr>
           <w:rFonts w:eastAsia="맑은 고딕"/>
           <w:lang w:val="en-AU" w:eastAsia="ko-KR"/>
         </w:rPr>
-      </w:pPr>
-      <w:r>
+        <w:t>The platform is primarily designed for Korean international students, working holiday makers, migrants, Korean Australians, families, and long-term residents who need practical information about living in Adelaide. It will also support local businesses and service providers seeking to connect with Korean-speaking customers, as well as Australians interested in Korean businesses, food, culture, and community activities.</w:t>
+      </w:r>
+    </w:p>
+    <w:p>
+      <w:pPr>
         <w:rPr>
           <w:rFonts w:eastAsia="맑은 고딕"/>
           <w:lang w:val="en-AU" w:eastAsia="ko-KR"/>
         </w:rPr>
-        <w:t>Rather than operating primarily as a traditional discussion board, the product will focus on organised and maintained information. Its core experience will combine curated local guides, verified business and service directories, location-based discovery, interactive maps, intelligent search, and AI-assisted information support.</w:t>
-      </w:r>
-    </w:p>
-    <w:p>
-      <w:pPr>
+      </w:pPr>
+      <w:r>
         <w:rPr>
           <w:rFonts w:eastAsia="맑은 고딕"/>
           <w:lang w:val="en-AU" w:eastAsia="ko-KR"/>
         </w:rPr>
-      </w:pPr>
-      <w:r>
+        <w:t>Rather than operating primarily as a traditional discussion board, the product will focus on organised and maintained information. Its core experience will combine curated local guides, verified business and service directories, location-based discovery, interactive maps, intelligent search, and AI-assisted information support.</w:t>
+      </w:r>
+    </w:p>
+    <w:p>
+      <w:pPr>
         <w:rPr>
           <w:rFonts w:eastAsia="맑은 고딕"/>
           <w:lang w:val="en-AU" w:eastAsia="ko-KR"/>
         </w:rPr>
-        <w:t>The product will initially focus on Adelaide and the surrounding metropolitan area. Its underlying content structure, technology, and operating model will be designed so that the platform can later expand to other Australian cities without losing its local relevance or trust standards.</w:t>
-      </w:r>
-    </w:p>
-    <w:p>
-      <w:pPr>
-        <w:rPr>
-          <w:rFonts w:eastAsia="맑은 고딕" w:hint="eastAsia"/>
-          <w:lang w:val="en-AU" w:eastAsia="ko-KR"/>
-        </w:rPr>
       </w:pPr>
       <w:r>
         <w:rPr>
           <w:rFonts w:eastAsia="맑은 고딕"/>
           <w:lang w:val="en-AU" w:eastAsia="ko-KR"/>
         </w:rPr>
+        <w:t>The product will initially focus on Adelaide and the surrounding metropolitan area. Its underlying content structure, technology, and operating model will be designed so that the platform can later expand to other Australian cities without losing its local relevance or trust standards.</w:t>
+      </w:r>
+    </w:p>
+    <w:p>
+      <w:pPr>
+        <w:rPr>
+          <w:rFonts w:eastAsia="맑은 고딕"/>
+          <w:lang w:val="en-AU" w:eastAsia="ko-KR"/>
+        </w:rPr>
+      </w:pPr>
+      <w:r>
+        <w:rPr>
+          <w:rFonts w:eastAsia="맑은 고딕"/>
+          <w:lang w:val="en-AU" w:eastAsia="ko-KR"/>
+        </w:rPr>
         <w:t>The long-term product direction is to become the primary digital destination for discovering Korean-related local information, services, businesses, and community resources in Australia.</w:t>
       </w:r>
     </w:p>
@@ -3366,7 +3377,21 @@
           <w:rFonts w:eastAsia="맑은 고딕"/>
           <w:lang w:val="en-AU" w:eastAsia="ko-KR"/>
         </w:rPr>
-        <w:t>The objective of this document is to define the product vision, strategic direction, scope, development priorities, and phased roadmap for [Project Name].</w:t>
+        <w:t xml:space="preserve">The objective of this document is to define the product vision, strategic direction, scope, development priorities, and phased roadmap for </w:t>
+      </w:r>
+      <w:r>
+        <w:rPr>
+          <w:rFonts w:eastAsia="맑은 고딕"/>
+          <w:lang w:val="en-AU" w:eastAsia="ko-KR"/>
+        </w:rPr>
+        <w:t>Discover Adelaide Korea</w:t>
+      </w:r>
+      <w:r>
+        <w:rPr>
+          <w:rFonts w:eastAsia="맑은 고딕"/>
+          <w:lang w:val="en-AU" w:eastAsia="ko-KR"/>
+        </w:rPr>
+        <w:t>.</w:t>
       </w:r>
     </w:p>
     <w:p>
@@ -3675,7 +3700,7 @@
     <w:p>
       <w:pPr>
         <w:rPr>
-          <w:rFonts w:eastAsia="맑은 고딕" w:hint="eastAsia"/>
+          <w:rFonts w:eastAsia="맑은 고딕"/>
           <w:lang w:val="en-AU" w:eastAsia="ko-KR"/>
         </w:rPr>
       </w:pPr>
@@ -3717,22 +3742,21 @@
           <w:rFonts w:eastAsia="맑은 고딕"/>
           <w:lang w:val="en-AU" w:eastAsia="ko-KR"/>
         </w:rPr>
-        <w:t>The long-term vision of [Project Name] is to become Australia's most trusted digital platform for discovering Korean local information, businesses, services, and community resources.</w:t>
-      </w:r>
-    </w:p>
-    <w:p>
-      <w:pPr>
+        <w:t xml:space="preserve">The long-term vision of </w:t>
+      </w:r>
+      <w:r>
         <w:rPr>
           <w:rFonts w:eastAsia="맑은 고딕"/>
           <w:lang w:val="en-AU" w:eastAsia="ko-KR"/>
         </w:rPr>
-      </w:pPr>
+        <w:t>Discover Adelaide Korea</w:t>
+      </w:r>
       <w:r>
         <w:rPr>
           <w:rFonts w:eastAsia="맑은 고딕"/>
           <w:lang w:val="en-AU" w:eastAsia="ko-KR"/>
         </w:rPr>
-        <w:t>Rather than functioning primarily as a traditional online community, the product will become an intelligent local discovery platform where users can quickly find accurate, verified, and well-organised information that supports everyday life.</w:t>
+        <w:t xml:space="preserve"> is to become Australia's most trusted digital platform for discovering Korean local information, businesses, services, and community resources.</w:t>
       </w:r>
     </w:p>
     <w:p>
@@ -3747,7 +3771,7 @@
           <w:rFonts w:eastAsia="맑은 고딕"/>
           <w:lang w:val="en-AU" w:eastAsia="ko-KR"/>
         </w:rPr>
-        <w:t>Starting with Adelaide, the platform will establish a trusted local ecosystem by combining structured content, verified business directories, interactive maps, practical living guides, and AI-assisted discovery into one unified experience.</w:t>
+        <w:t>Rather than functioning primarily as a traditional online community, the product will become an intelligent local discovery platform where users can quickly find accurate, verified, and well-organised information that supports everyday life.</w:t>
       </w:r>
     </w:p>
     <w:p>
@@ -3762,136 +3786,180 @@
           <w:rFonts w:eastAsia="맑은 고딕"/>
           <w:lang w:val="en-AU" w:eastAsia="ko-KR"/>
         </w:rPr>
-        <w:t>As the platform grows, the same operating model can be expanded across other Australian cities while maintaining locally relevant information, trusted data, and consistent user experience.</w:t>
-      </w:r>
-    </w:p>
-    <w:p>
-      <w:pPr>
-        <w:rPr>
-          <w:rFonts w:eastAsia="맑은 고딕" w:hint="eastAsia"/>
-          <w:lang w:val="en-AU" w:eastAsia="ko-KR"/>
-        </w:rPr>
-      </w:pPr>
-      <w:r>
+        <w:t>Starting with Adelaide, the platform will establish a trusted local ecosystem by combining structured content, verified business directories, interactive maps, practical living guides, and AI-assisted discovery into one unified experience.</w:t>
+      </w:r>
+    </w:p>
+    <w:p>
+      <w:pPr>
         <w:rPr>
           <w:rFonts w:eastAsia="맑은 고딕"/>
           <w:lang w:val="en-AU" w:eastAsia="ko-KR"/>
         </w:rPr>
-        <w:t>The long-term success of the product is achieved when [Project Name] becomes the first destination people visit whenever they need Korean local information in Australia.</w:t>
-      </w:r>
-    </w:p>
-    <w:p>
-      <w:pPr>
-        <w:pStyle w:val="Heading2"/>
-      </w:pPr>
-      <w:bookmarkStart w:id="6" w:name="_Toc235190350"/>
-      <w:r>
-        <w:t>Future State</w:t>
-      </w:r>
-      <w:bookmarkEnd w:id="6"/>
-    </w:p>
-    <w:p>
-      <w:pPr>
+      </w:pPr>
+      <w:r>
         <w:rPr>
           <w:rFonts w:eastAsia="맑은 고딕"/>
           <w:lang w:val="en-AU" w:eastAsia="ko-KR"/>
         </w:rPr>
-      </w:pPr>
-      <w:r>
+        <w:t>As the platform grows, the same operating model can be expanded across other Australian cities while maintaining locally relevant information, trusted data, and consistent user experience.</w:t>
+      </w:r>
+    </w:p>
+    <w:p>
+      <w:pPr>
         <w:rPr>
           <w:rFonts w:eastAsia="맑은 고딕"/>
           <w:lang w:val="en-AU" w:eastAsia="ko-KR"/>
         </w:rPr>
-        <w:t>When the long-term vision is realised, [Project Name] will operate as a comprehensive digital ecosystem for Korean local life in Australia.</w:t>
-      </w:r>
-    </w:p>
-    <w:p>
-      <w:pPr>
+      </w:pPr>
+      <w:r>
         <w:rPr>
           <w:rFonts w:eastAsia="맑은 고딕"/>
           <w:lang w:val="en-AU" w:eastAsia="ko-KR"/>
         </w:rPr>
-      </w:pPr>
+        <w:t xml:space="preserve">The long-term success of the product is achieved when </w:t>
+      </w:r>
       <w:r>
         <w:rPr>
           <w:rFonts w:eastAsia="맑은 고딕"/>
           <w:lang w:val="en-AU" w:eastAsia="ko-KR"/>
         </w:rPr>
-        <w:t>Users will be able to discover trusted businesses, healthcare providers, accommodation, employment opportunities, government services, events, restaurants, cafés, and everyday living information through one integrated platform.</w:t>
-      </w:r>
-    </w:p>
-    <w:p>
-      <w:pPr>
+        <w:t>Discover Adelaide Korea</w:t>
+      </w:r>
+      <w:r>
         <w:rPr>
           <w:rFonts w:eastAsia="맑은 고딕"/>
           <w:lang w:val="en-AU" w:eastAsia="ko-KR"/>
         </w:rPr>
-      </w:pPr>
-      <w:r>
+        <w:t xml:space="preserve"> becomes the first destination people visit whenever they need Korean local information in Australia.</w:t>
+      </w:r>
+    </w:p>
+    <w:p>
+      <w:pPr>
+        <w:pStyle w:val="Heading2"/>
+      </w:pPr>
+      <w:bookmarkStart w:id="6" w:name="_Toc235190350"/>
+      <w:r>
+        <w:t>Future State</w:t>
+      </w:r>
+      <w:bookmarkEnd w:id="6"/>
+    </w:p>
+    <w:p>
+      <w:pPr>
         <w:rPr>
           <w:rFonts w:eastAsia="맑은 고딕"/>
           <w:lang w:val="en-AU" w:eastAsia="ko-KR"/>
         </w:rPr>
-        <w:t>Instead of searching across multiple community forums, Facebook groups, websites, and English-language resources, users will receive organised, searchable, and continuously maintained information through a consistent user experience.</w:t>
-      </w:r>
-    </w:p>
-    <w:p>
-      <w:pPr>
+      </w:pPr>
+      <w:r>
         <w:rPr>
           <w:rFonts w:eastAsia="맑은 고딕"/>
           <w:lang w:val="en-AU" w:eastAsia="ko-KR"/>
         </w:rPr>
-      </w:pPr>
+        <w:t xml:space="preserve">When the long-term vision is realised, </w:t>
+      </w:r>
       <w:r>
         <w:rPr>
           <w:rFonts w:eastAsia="맑은 고딕"/>
           <w:lang w:val="en-AU" w:eastAsia="ko-KR"/>
         </w:rPr>
-        <w:t>Local businesses and service providers will have a trusted platform for reaching Korean-speaking customers through verified business profiles and location-based discovery.</w:t>
-      </w:r>
-    </w:p>
-    <w:p>
-      <w:pPr>
+        <w:t>Discover Adelaide Korea</w:t>
+      </w:r>
+      <w:r>
         <w:rPr>
           <w:rFonts w:eastAsia="맑은 고딕"/>
           <w:lang w:val="en-AU" w:eastAsia="ko-KR"/>
         </w:rPr>
-      </w:pPr>
-      <w:r>
+        <w:t xml:space="preserve"> will operate as a comprehensive digital ecosystem for Korean local life in Australia.</w:t>
+      </w:r>
+    </w:p>
+    <w:p>
+      <w:pPr>
         <w:rPr>
           <w:rFonts w:eastAsia="맑은 고딕"/>
           <w:lang w:val="en-AU" w:eastAsia="ko-KR"/>
         </w:rPr>
-        <w:t>AI will assist users by improving search, organising information, translating content, summarising official resources, and delivering personalised recommendations based on user intent rather than simple keyword matching.</w:t>
-      </w:r>
-    </w:p>
-    <w:p>
-      <w:pPr>
+      </w:pPr>
+      <w:r>
         <w:rPr>
           <w:rFonts w:eastAsia="맑은 고딕"/>
           <w:lang w:val="en-AU" w:eastAsia="ko-KR"/>
         </w:rPr>
-      </w:pPr>
-      <w:r>
+        <w:t>Users will be able to discover trusted businesses, healthcare providers, accommodation, employment opportunities, government services, events, restaurants, cafés, and everyday living information through one integrated platform.</w:t>
+      </w:r>
+    </w:p>
+    <w:p>
+      <w:pPr>
         <w:rPr>
           <w:rFonts w:eastAsia="맑은 고딕"/>
           <w:lang w:val="en-AU" w:eastAsia="ko-KR"/>
         </w:rPr>
-        <w:t>As the platform expands into additional Australian cities, each location will maintain its own verified local content while sharing the same technology platform, design principles, and quality standards.</w:t>
-      </w:r>
-    </w:p>
-    <w:p>
-      <w:pPr>
+      </w:pPr>
+      <w:r>
         <w:rPr>
           <w:rFonts w:eastAsia="맑은 고딕"/>
           <w:lang w:val="en-AU" w:eastAsia="ko-KR"/>
         </w:rPr>
-      </w:pPr>
-      <w:r>
+        <w:t>Instead of searching across multiple community forums, Facebook groups, websites, and English-language resources, users will receive organised, searchable, and continuously maintained information through a consistent user experience.</w:t>
+      </w:r>
+    </w:p>
+    <w:p>
+      <w:pPr>
         <w:rPr>
           <w:rFonts w:eastAsia="맑은 고딕"/>
           <w:lang w:val="en-AU" w:eastAsia="ko-KR"/>
         </w:rPr>
+      </w:pPr>
+      <w:r>
+        <w:rPr>
+          <w:rFonts w:eastAsia="맑은 고딕"/>
+          <w:lang w:val="en-AU" w:eastAsia="ko-KR"/>
+        </w:rPr>
+        <w:t>Local businesses and service providers will have a trusted platform for reaching Korean-speaking customers through verified business profiles and location-based discovery.</w:t>
+      </w:r>
+    </w:p>
+    <w:p>
+      <w:pPr>
+        <w:rPr>
+          <w:rFonts w:eastAsia="맑은 고딕"/>
+          <w:lang w:val="en-AU" w:eastAsia="ko-KR"/>
+        </w:rPr>
+      </w:pPr>
+      <w:r>
+        <w:rPr>
+          <w:rFonts w:eastAsia="맑은 고딕"/>
+          <w:lang w:val="en-AU" w:eastAsia="ko-KR"/>
+        </w:rPr>
+        <w:t>AI will assist users by improving search, organising information, translating content, summarising official resources, and delivering personalised recommendations based on user intent rather than simple keyword matching.</w:t>
+      </w:r>
+    </w:p>
+    <w:p>
+      <w:pPr>
+        <w:rPr>
+          <w:rFonts w:eastAsia="맑은 고딕"/>
+          <w:lang w:val="en-AU" w:eastAsia="ko-KR"/>
+        </w:rPr>
+      </w:pPr>
+      <w:r>
+        <w:rPr>
+          <w:rFonts w:eastAsia="맑은 고딕"/>
+          <w:lang w:val="en-AU" w:eastAsia="ko-KR"/>
+        </w:rPr>
+        <w:t>As the platform expands into additional Australian cities, each location will maintain its own verified local content while sharing the same technology platform, design principles, and quality standards.</w:t>
+      </w:r>
+    </w:p>
+    <w:p>
+      <w:pPr>
+        <w:rPr>
+          <w:rFonts w:eastAsia="맑은 고딕"/>
+          <w:lang w:val="en-AU" w:eastAsia="ko-KR"/>
+        </w:rPr>
+      </w:pPr>
+      <w:r>
+        <w:rPr>
+          <w:rFonts w:eastAsia="맑은 고딕"/>
+          <w:lang w:val="en-AU" w:eastAsia="ko-KR"/>
+        </w:rPr>
+        <w:lastRenderedPageBreak/>
         <w:t>The future product will function as the trusted digital infrastructure connecting Korean communities, local businesses, public information, and everyday life across Australia.</w:t>
       </w:r>
     </w:p>
@@ -3905,13 +3973,22 @@
       </w:pPr>
       <w:bookmarkStart w:id="7" w:name="_Toc235190351"/>
       <w:r>
-        <w:lastRenderedPageBreak/>
         <w:t>3. Product Problem Statement</w:t>
       </w:r>
       <w:bookmarkEnd w:id="7"/>
     </w:p>
     <w:p>
       <w:pPr>
+        <w:rPr>
+          <w:rFonts w:eastAsia="맑은 고딕"/>
+          <w:b/>
+          <w:bCs/>
+          <w:sz w:val="28"/>
+          <w:szCs w:val="28"/>
+          <w:lang w:eastAsia="ko-KR"/>
+        </w:rPr>
+      </w:pPr>
+      <w:r>
         <w:rPr>
           <w:rFonts w:eastAsia="맑은 고딕" w:hint="eastAsia"/>
           <w:b/>
@@ -3920,16 +3997,6 @@
           <w:szCs w:val="28"/>
           <w:lang w:eastAsia="ko-KR"/>
         </w:rPr>
-      </w:pPr>
-      <w:r>
-        <w:rPr>
-          <w:rFonts w:eastAsia="맑은 고딕" w:hint="eastAsia"/>
-          <w:b/>
-          <w:bCs/>
-          <w:sz w:val="28"/>
-          <w:szCs w:val="28"/>
-          <w:lang w:eastAsia="ko-KR"/>
-        </w:rPr>
         <w:t>Current Problems</w:t>
       </w:r>
     </w:p>
@@ -4208,6 +4275,7 @@
           <w:bCs/>
           <w:lang w:val="en-AU" w:eastAsia="ko-KR"/>
         </w:rPr>
+        <w:lastRenderedPageBreak/>
         <w:t>Inconsistent Information Quality</w:t>
       </w:r>
     </w:p>
@@ -4223,7 +4291,6 @@
           <w:rFonts w:eastAsia="맑은 고딕"/>
           <w:lang w:val="en-AU" w:eastAsia="ko-KR"/>
         </w:rPr>
-        <w:lastRenderedPageBreak/>
         <w:t xml:space="preserve">Users often need to decide for themselves whether information is official, current, promotional, based on </w:t>
       </w:r>
       <w:proofErr w:type="gramStart"/>
@@ -4397,7 +4464,7 @@
     <w:p>
       <w:pPr>
         <w:rPr>
-          <w:rFonts w:eastAsia="맑은 고딕" w:hint="eastAsia"/>
+          <w:rFonts w:eastAsia="맑은 고딕"/>
           <w:lang w:val="en-AU" w:eastAsia="ko-KR"/>
         </w:rPr>
       </w:pPr>
@@ -4522,6 +4589,7 @@
           <w:rFonts w:eastAsia="맑은 고딕"/>
           <w:lang w:val="en-AU" w:eastAsia="ko-KR"/>
         </w:rPr>
+        <w:lastRenderedPageBreak/>
         <w:t>preserving links to authoritative original sources;</w:t>
       </w:r>
     </w:p>
@@ -4541,7 +4609,6 @@
           <w:rFonts w:eastAsia="맑은 고딕"/>
           <w:lang w:val="en-AU" w:eastAsia="ko-KR"/>
         </w:rPr>
-        <w:lastRenderedPageBreak/>
         <w:t>identifying when content was reviewed or updated;</w:t>
       </w:r>
     </w:p>
@@ -4718,7 +4785,7 @@
     <w:p>
       <w:pPr>
         <w:rPr>
-          <w:rFonts w:eastAsia="맑은 고딕" w:hint="eastAsia"/>
+          <w:rFonts w:eastAsia="맑은 고딕"/>
           <w:lang w:val="en-AU" w:eastAsia="ko-KR"/>
         </w:rPr>
       </w:pPr>
@@ -4824,6 +4891,7 @@
           <w:szCs w:val="28"/>
           <w:lang w:val="en-AU"/>
         </w:rPr>
+        <w:lastRenderedPageBreak/>
         <w:t>Increasing Dependence on Digital Information</w:t>
       </w:r>
     </w:p>
@@ -4837,7 +4905,6 @@
         <w:rPr>
           <w:lang w:val="en-AU"/>
         </w:rPr>
-        <w:lastRenderedPageBreak/>
         <w:t>People increasingly begin local decision-making through online search, maps, directories, social platforms, and digital government services.</w:t>
       </w:r>
     </w:p>
@@ -5111,7 +5178,19 @@
         <w:rPr>
           <w:lang w:val="en-AU"/>
         </w:rPr>
-        <w:t>The primary business goal is to establish [Project Name] as the most trusted Korean local information platform in Adelaide.</w:t>
+        <w:t xml:space="preserve">The primary business goal is to establish </w:t>
+      </w:r>
+      <w:r>
+        <w:rPr>
+          <w:lang w:val="en-AU"/>
+        </w:rPr>
+        <w:t>Discover Adelaide Korea</w:t>
+      </w:r>
+      <w:r>
+        <w:rPr>
+          <w:lang w:val="en-AU"/>
+        </w:rPr>
+        <w:t xml:space="preserve"> as the most trusted Korean local information platform in Adelaide.</w:t>
       </w:r>
     </w:p>
     <w:p>
@@ -5258,7 +5337,7 @@
     <w:p>
       <w:pPr>
         <w:rPr>
-          <w:rFonts w:eastAsia="맑은 고딕" w:hint="eastAsia"/>
+          <w:rFonts w:eastAsia="맑은 고딕"/>
           <w:lang w:eastAsia="ko-KR"/>
         </w:rPr>
       </w:pPr>
@@ -6064,7 +6143,19 @@
         <w:rPr>
           <w:lang w:val="en-AU"/>
         </w:rPr>
-        <w:t>The following principles guide every product decision, feature prioritisation, and long-term development of [Project Name].</w:t>
+        <w:t xml:space="preserve">The following principles guide every product decision, feature prioritisation, and long-term development of </w:t>
+      </w:r>
+      <w:r>
+        <w:rPr>
+          <w:lang w:val="en-AU"/>
+        </w:rPr>
+        <w:t>Discover Adelaide Korea</w:t>
+      </w:r>
+      <w:r>
+        <w:rPr>
+          <w:lang w:val="en-AU"/>
+        </w:rPr>
+        <w:t>.</w:t>
       </w:r>
     </w:p>
     <w:p>
@@ -6121,7 +6212,7 @@
           <w:lang w:val="en-AU"/>
         </w:rPr>
         <w:pict w14:anchorId="5022C174">
-          <v:rect id="_x0000_i1067" style="width:0;height:1.5pt" o:hralign="center" o:hrstd="t" o:hr="t" fillcolor="#a0a0a0" stroked="f"/>
+          <v:rect id="_x0000_i1025" style="width:0;height:1.5pt" o:hralign="center" o:hrstd="t" o:hr="t" fillcolor="#a0a0a0" stroked="f"/>
         </w:pict>
       </w:r>
     </w:p>
@@ -6179,7 +6270,7 @@
           <w:lang w:val="en-AU"/>
         </w:rPr>
         <w:pict w14:anchorId="60646C03">
-          <v:rect id="_x0000_i1068" style="width:0;height:1.5pt" o:hralign="center" o:hrstd="t" o:hr="t" fillcolor="#a0a0a0" stroked="f"/>
+          <v:rect id="_x0000_i1026" style="width:0;height:1.5pt" o:hralign="center" o:hrstd="t" o:hr="t" fillcolor="#a0a0a0" stroked="f"/>
         </w:pict>
       </w:r>
     </w:p>
@@ -6237,7 +6328,7 @@
           <w:lang w:val="en-AU"/>
         </w:rPr>
         <w:pict w14:anchorId="07908603">
-          <v:rect id="_x0000_i1069" style="width:0;height:1.5pt" o:hralign="center" o:hrstd="t" o:hr="t" fillcolor="#a0a0a0" stroked="f"/>
+          <v:rect id="_x0000_i1027" style="width:0;height:1.5pt" o:hralign="center" o:hrstd="t" o:hr="t" fillcolor="#a0a0a0" stroked="f"/>
         </w:pict>
       </w:r>
     </w:p>
@@ -6295,7 +6386,7 @@
           <w:lang w:val="en-AU"/>
         </w:rPr>
         <w:pict w14:anchorId="4E71C92D">
-          <v:rect id="_x0000_i1070" style="width:0;height:1.5pt" o:hralign="center" o:hrstd="t" o:hr="t" fillcolor="#a0a0a0" stroked="f"/>
+          <v:rect id="_x0000_i1028" style="width:0;height:1.5pt" o:hralign="center" o:hrstd="t" o:hr="t" fillcolor="#a0a0a0" stroked="f"/>
         </w:pict>
       </w:r>
     </w:p>
@@ -6353,7 +6444,7 @@
           <w:lang w:val="en-AU"/>
         </w:rPr>
         <w:pict w14:anchorId="7E3FA400">
-          <v:rect id="_x0000_i1071" style="width:0;height:1.5pt" o:hralign="center" o:hrstd="t" o:hr="t" fillcolor="#a0a0a0" stroked="f"/>
+          <v:rect id="_x0000_i1029" style="width:0;height:1.5pt" o:hralign="center" o:hrstd="t" o:hr="t" fillcolor="#a0a0a0" stroked="f"/>
         </w:pict>
       </w:r>
     </w:p>
@@ -6412,7 +6503,7 @@
           <w:lang w:val="en-AU"/>
         </w:rPr>
         <w:pict w14:anchorId="6A83A057">
-          <v:rect id="_x0000_i1072" style="width:0;height:1.5pt" o:hralign="center" o:hrstd="t" o:hr="t" fillcolor="#a0a0a0" stroked="f"/>
+          <v:rect id="_x0000_i1030" style="width:0;height:1.5pt" o:hralign="center" o:hrstd="t" o:hr="t" fillcolor="#a0a0a0" stroked="f"/>
         </w:pict>
       </w:r>
     </w:p>
@@ -6470,7 +6561,7 @@
           <w:lang w:val="en-AU"/>
         </w:rPr>
         <w:pict w14:anchorId="56AB0BAF">
-          <v:rect id="_x0000_i1073" style="width:0;height:1.5pt" o:hralign="center" o:hrstd="t" o:hr="t" fillcolor="#a0a0a0" stroked="f"/>
+          <v:rect id="_x0000_i1031" style="width:0;height:1.5pt" o:hralign="center" o:hrstd="t" o:hr="t" fillcolor="#a0a0a0" stroked="f"/>
         </w:pict>
       </w:r>
     </w:p>
@@ -6757,7 +6848,19 @@
         <w:rPr>
           <w:lang w:val="en-AU"/>
         </w:rPr>
-        <w:t>The core value of [Project Name] is to make trusted local information easier to discover, understand, and use for Korean-speaking people living in Adelaide.</w:t>
+        <w:t xml:space="preserve">The core value of </w:t>
+      </w:r>
+      <w:r>
+        <w:rPr>
+          <w:lang w:val="en-AU"/>
+        </w:rPr>
+        <w:t>Discover Adelaide Korea</w:t>
+      </w:r>
+      <w:r>
+        <w:rPr>
+          <w:lang w:val="en-AU"/>
+        </w:rPr>
+        <w:t xml:space="preserve"> is to make trusted local information easier to discover, understand, and use for Korean-speaking people living in Adelaide.</w:t>
       </w:r>
     </w:p>
     <w:p>
@@ -7996,7 +8099,7 @@
     <w:p>
       <w:pPr>
         <w:rPr>
-          <w:rFonts w:eastAsia="맑은 고딕" w:hint="eastAsia"/>
+          <w:rFonts w:eastAsia="맑은 고딕"/>
           <w:lang w:eastAsia="ko-KR"/>
         </w:rPr>
       </w:pPr>
@@ -8957,7 +9060,7 @@
           <w:numId w:val="31"/>
         </w:numPr>
         <w:rPr>
-          <w:rFonts w:eastAsia="맑은 고딕" w:hint="eastAsia"/>
+          <w:rFonts w:eastAsia="맑은 고딕"/>
           <w:lang w:val="en-AU" w:eastAsia="ko-KR"/>
         </w:rPr>
       </w:pPr>
@@ -10433,7 +10536,7 @@
     <w:p>
       <w:pPr>
         <w:rPr>
-          <w:rFonts w:eastAsia="맑은 고딕" w:hint="eastAsia"/>
+          <w:rFonts w:eastAsia="맑은 고딕"/>
           <w:lang w:eastAsia="ko-KR"/>
         </w:rPr>
       </w:pPr>
@@ -11595,17 +11698,17 @@
     <w:p>
       <w:pPr>
         <w:rPr>
-          <w:rFonts w:eastAsia="맑은 고딕" w:hint="eastAsia"/>
-          <w:lang w:val="en-AU" w:eastAsia="ko-KR"/>
-        </w:rPr>
-      </w:pPr>
-      <w:r>
-        <w:rPr>
           <w:rFonts w:eastAsia="맑은 고딕"/>
           <w:lang w:val="en-AU" w:eastAsia="ko-KR"/>
         </w:rPr>
+      </w:pPr>
+      <w:r>
+        <w:rPr>
+          <w:rFonts w:eastAsia="맑은 고딕"/>
+          <w:lang w:val="en-AU" w:eastAsia="ko-KR"/>
+        </w:rPr>
         <w:pict w14:anchorId="5C3C98D3">
-          <v:rect id="_x0000_i1087" style="width:0;height:1.5pt" o:hralign="center" o:hrstd="t" o:hr="t" fillcolor="#a0a0a0" stroked="f"/>
+          <v:rect id="_x0000_i1032" style="width:0;height:1.5pt" o:hralign="center" o:hrstd="t" o:hr="t" fillcolor="#a0a0a0" stroked="f"/>
         </w:pict>
       </w:r>
     </w:p>
@@ -11763,7 +11866,7 @@
           <w:lang w:val="en-AU"/>
         </w:rPr>
         <w:pict w14:anchorId="760D7E1F">
-          <v:rect id="_x0000_i1095" style="width:0;height:1.5pt" o:hralign="center" o:hrstd="t" o:hr="t" fillcolor="#a0a0a0" stroked="f"/>
+          <v:rect id="_x0000_i1033" style="width:0;height:1.5pt" o:hralign="center" o:hrstd="t" o:hr="t" fillcolor="#a0a0a0" stroked="f"/>
         </w:pict>
       </w:r>
     </w:p>
@@ -12170,7 +12273,7 @@
       <w:pPr>
         <w:pStyle w:val="Heading2"/>
         <w:rPr>
-          <w:rFonts w:eastAsia="맑은 고딕" w:hint="eastAsia"/>
+          <w:rFonts w:eastAsia="맑은 고딕"/>
           <w:lang w:eastAsia="ko-KR"/>
         </w:rPr>
       </w:pPr>
@@ -12326,7 +12429,6 @@
           <w:numId w:val="54"/>
         </w:numPr>
         <w:rPr>
-          <w:rFonts w:hint="eastAsia"/>
           <w:lang w:val="en-AU"/>
         </w:rPr>
       </w:pPr>
@@ -12341,7 +12443,7 @@
       <w:pPr>
         <w:pStyle w:val="Heading2"/>
         <w:rPr>
-          <w:rFonts w:eastAsia="맑은 고딕" w:hint="eastAsia"/>
+          <w:rFonts w:eastAsia="맑은 고딕"/>
           <w:lang w:eastAsia="ko-KR"/>
         </w:rPr>
       </w:pPr>
@@ -12497,7 +12599,6 @@
           <w:numId w:val="55"/>
         </w:numPr>
         <w:rPr>
-          <w:rFonts w:hint="eastAsia"/>
           <w:lang w:val="en-AU"/>
         </w:rPr>
       </w:pPr>
@@ -12512,7 +12613,7 @@
       <w:pPr>
         <w:pStyle w:val="Heading2"/>
         <w:rPr>
-          <w:rFonts w:eastAsia="맑은 고딕" w:hint="eastAsia"/>
+          <w:rFonts w:eastAsia="맑은 고딕"/>
           <w:lang w:eastAsia="ko-KR"/>
         </w:rPr>
       </w:pPr>
@@ -12669,7 +12770,6 @@
           <w:numId w:val="56"/>
         </w:numPr>
         <w:rPr>
-          <w:rFonts w:hint="eastAsia"/>
           <w:lang w:val="en-AU"/>
         </w:rPr>
       </w:pPr>
@@ -12880,7 +12980,7 @@
     <w:p>
       <w:pPr>
         <w:rPr>
-          <w:rFonts w:eastAsia="맑은 고딕" w:hint="eastAsia"/>
+          <w:rFonts w:eastAsia="맑은 고딕"/>
           <w:lang w:eastAsia="ko-KR"/>
         </w:rPr>
       </w:pPr>
@@ -22031,6 +22131,7 @@
   <w:style w:type="character" w:default="1" w:styleId="DefaultParagraphFont">
     <w:name w:val="Default Paragraph Font"/>
     <w:uiPriority w:val="1"/>
+    <w:semiHidden/>
     <w:unhideWhenUsed/>
   </w:style>
   <w:style w:type="table" w:default="1" w:styleId="TableNormal">
